--- a/2.3-The-Significance-of-Water-LESSON.docx
+++ b/2.3-The-Significance-of-Water-LESSON.docx
@@ -4,46 +4,17 @@
   <w:body>
     <w:p>
       <w:pPr>
-        <w:spacing w:after="20"/>
+        <w:spacing w:after="220"/>
       </w:pPr>
       <w:r>
         <w:rPr>
           <w:rFonts w:ascii="Calibri" w:cs="Calibri" w:eastAsia="Calibri" w:hAnsi="Calibri"/>
           <w:b/>
           <w:bCs/>
-          <w:color w:val="1F1F1F"/>
           <w:sz w:val="32"/>
           <w:szCs w:val="32"/>
         </w:rPr>
         <w:t xml:space="preserve">2.3 The Significance of Water</w:t>
-      </w:r>
-    </w:p>
-    <w:p>
-      <w:pPr>
-        <w:spacing w:after="0" w:before="0"/>
-      </w:pPr>
-      <w:r>
-        <w:rPr>
-          <w:rFonts w:ascii="Calibri" w:cs="Calibri" w:eastAsia="Calibri" w:hAnsi="Calibri"/>
-          <w:color w:val="808080"/>
-          <w:sz w:val="18"/>
-          <w:szCs w:val="18"/>
-        </w:rPr>
-        <w:t xml:space="preserve">Monday, 4 July 2022</w:t>
-      </w:r>
-    </w:p>
-    <w:p>
-      <w:pPr>
-        <w:spacing w:after="220" w:before="0"/>
-      </w:pPr>
-      <w:r>
-        <w:rPr>
-          <w:rFonts w:ascii="Calibri" w:cs="Calibri" w:eastAsia="Calibri" w:hAnsi="Calibri"/>
-          <w:color w:val="808080"/>
-          <w:sz w:val="18"/>
-          <w:szCs w:val="18"/>
-        </w:rPr>
-        <w:t xml:space="preserve">5:39 PM</w:t>
       </w:r>
     </w:p>
     <w:p>
@@ -128,7 +99,7 @@
                 <w:sz w:val="21"/>
                 <w:szCs w:val="21"/>
               </w:rPr>
-              <w:t xml:space="preserve">To describe the significance of water to First Nations Peoples, and explain who decides what happens to it.</w:t>
+              <w:t xml:space="preserve">To describe and explain the significance and value of water to First Nations Peoples of Australia.</w:t>
             </w:r>
           </w:p>
         </w:tc>
@@ -183,12 +154,54 @@
                 <w:sz w:val="21"/>
                 <w:szCs w:val="21"/>
               </w:rPr>
-              <w:t xml:space="preserve">I can identify interconnections between water, people and places.  (Level 7)</w:t>
+              <w:t xml:space="preserve">I can describe the different values of water to First Nations Peoples.</w:t>
             </w:r>
           </w:p>
           <w:p>
             <w:pPr>
               <w:spacing w:after="60" w:before="0"/>
+            </w:pPr>
+            <w:r>
+              <w:rPr>
+                <w:rFonts w:ascii="Calibri" w:cs="Calibri" w:eastAsia="Calibri" w:hAnsi="Calibri"/>
+                <w:color w:val="1F1F1F"/>
+                <w:sz w:val="21"/>
+                <w:szCs w:val="21"/>
+              </w:rPr>
+              <w:t xml:space="preserve">I can describe the interconnection between the Martuwarra Fitzroy River and its Traditional Owners, using evidence.</w:t>
+            </w:r>
+          </w:p>
+          <w:p>
+            <w:pPr>
+              <w:spacing w:after="100" w:before="0"/>
+            </w:pPr>
+            <w:r>
+              <w:rPr>
+                <w:rFonts w:ascii="Calibri" w:cs="Calibri" w:eastAsia="Calibri" w:hAnsi="Calibri"/>
+                <w:color w:val="1F1F1F"/>
+                <w:sz w:val="21"/>
+                <w:szCs w:val="21"/>
+              </w:rPr>
+              <w:t xml:space="preserve">I can explain why this interconnection is in conflict and how it has changed.</w:t>
+            </w:r>
+          </w:p>
+        </w:tc>
+      </w:tr>
+      <w:tr>
+        <w:tc>
+          <w:tcPr>
+            <w:tcW w:type="dxa" w:w="2400"/>
+            <w:shd w:fill="F0EBDD" w:val="clear"/>
+            <w:tcMar>
+              <w:top w:type="dxa" w:w="80"/>
+              <w:left w:type="dxa" w:w="120"/>
+              <w:bottom w:type="dxa" w:w="80"/>
+              <w:right w:type="dxa" w:w="120"/>
+            </w:tcMar>
+          </w:tcPr>
+          <w:p>
+            <w:pPr>
+              <w:spacing w:after="100" w:before="0"/>
             </w:pPr>
             <w:r>
               <w:rPr>
@@ -196,136 +209,37 @@
                 <w:b/>
                 <w:bCs/>
                 <w:color w:val="1F1F1F"/>
+                <w:sz w:val="20"/>
+                <w:szCs w:val="20"/>
+              </w:rPr>
+              <w:t xml:space="preserve">Content for Self-Assessment</w:t>
+            </w:r>
+          </w:p>
+        </w:tc>
+        <w:tc>
+          <w:tcPr>
+            <w:tcW w:type="dxa" w:w="6600"/>
+            <w:tcMar>
+              <w:top w:type="dxa" w:w="80"/>
+              <w:left w:type="dxa" w:w="120"/>
+              <w:bottom w:type="dxa" w:w="80"/>
+              <w:right w:type="dxa" w:w="120"/>
+            </w:tcMar>
+          </w:tcPr>
+          <w:p>
+            <w:pPr>
+              <w:spacing w:after="100" w:before="0"/>
+            </w:pPr>
+            <w:r>
+              <w:rPr>
+                <w:rFonts w:ascii="Calibri" w:cs="Calibri" w:eastAsia="Calibri" w:hAnsi="Calibri"/>
+                <w:b/>
+                <w:bCs/>
+                <w:color w:val="1F1F1F"/>
                 <w:sz w:val="21"/>
                 <w:szCs w:val="21"/>
               </w:rPr>
-              <w:t xml:space="preserve">I can describe those interconnections using evidence from a source.  (Level 8 — our target)</w:t>
-            </w:r>
-          </w:p>
-          <w:p>
-            <w:pPr>
-              <w:spacing w:after="100" w:before="0"/>
-            </w:pPr>
-            <w:r>
-              <w:rPr>
-                <w:rFonts w:ascii="Calibri" w:cs="Calibri" w:eastAsia="Calibri" w:hAnsi="Calibri"/>
-                <w:color w:val="1F1F1F"/>
-                <w:sz w:val="21"/>
-                <w:szCs w:val="21"/>
-              </w:rPr>
-              <w:t xml:space="preserve">I can explain how the interconnection has changed over time and at different scales.  (Level 9)</w:t>
-            </w:r>
-          </w:p>
-        </w:tc>
-      </w:tr>
-      <w:tr>
-        <w:tc>
-          <w:tcPr>
-            <w:tcW w:type="dxa" w:w="2400"/>
-            <w:shd w:fill="F0EBDD" w:val="clear"/>
-            <w:tcMar>
-              <w:top w:type="dxa" w:w="80"/>
-              <w:left w:type="dxa" w:w="120"/>
-              <w:bottom w:type="dxa" w:w="80"/>
-              <w:right w:type="dxa" w:w="120"/>
-            </w:tcMar>
-          </w:tcPr>
-          <w:p>
-            <w:pPr>
-              <w:spacing w:after="100" w:before="0"/>
-            </w:pPr>
-            <w:r>
-              <w:rPr>
-                <w:rFonts w:ascii="Calibri" w:cs="Calibri" w:eastAsia="Calibri" w:hAnsi="Calibri"/>
-                <w:b/>
-                <w:bCs/>
-                <w:color w:val="1F1F1F"/>
-                <w:sz w:val="20"/>
-                <w:szCs w:val="20"/>
-              </w:rPr>
-              <w:t xml:space="preserve">Content for Self-Assessment</w:t>
-            </w:r>
-          </w:p>
-        </w:tc>
-        <w:tc>
-          <w:tcPr>
-            <w:tcW w:type="dxa" w:w="6600"/>
-            <w:tcMar>
-              <w:top w:type="dxa" w:w="80"/>
-              <w:left w:type="dxa" w:w="120"/>
-              <w:bottom w:type="dxa" w:w="80"/>
-              <w:right w:type="dxa" w:w="120"/>
-            </w:tcMar>
-          </w:tcPr>
-          <w:p>
-            <w:pPr>
-              <w:spacing w:after="100" w:before="0"/>
-            </w:pPr>
-            <w:r>
-              <w:rPr>
-                <w:rFonts w:ascii="Calibri" w:cs="Calibri" w:eastAsia="Calibri" w:hAnsi="Calibri"/>
-                <w:b/>
-                <w:bCs/>
-                <w:color w:val="1F1F1F"/>
-                <w:sz w:val="21"/>
-                <w:szCs w:val="21"/>
-              </w:rPr>
               <w:t xml:space="preserve">Interconnection</w:t>
-            </w:r>
-          </w:p>
-        </w:tc>
-      </w:tr>
-      <w:tr>
-        <w:tc>
-          <w:tcPr>
-            <w:tcW w:type="dxa" w:w="2400"/>
-            <w:shd w:fill="F0EBDD" w:val="clear"/>
-            <w:tcMar>
-              <w:top w:type="dxa" w:w="80"/>
-              <w:left w:type="dxa" w:w="120"/>
-              <w:bottom w:type="dxa" w:w="80"/>
-              <w:right w:type="dxa" w:w="120"/>
-            </w:tcMar>
-          </w:tcPr>
-          <w:p>
-            <w:pPr>
-              <w:spacing w:after="100" w:before="0"/>
-            </w:pPr>
-            <w:r>
-              <w:rPr>
-                <w:rFonts w:ascii="Calibri" w:cs="Calibri" w:eastAsia="Calibri" w:hAnsi="Calibri"/>
-                <w:b/>
-                <w:bCs/>
-                <w:color w:val="1F1F1F"/>
-                <w:sz w:val="20"/>
-                <w:szCs w:val="20"/>
-              </w:rPr>
-              <w:t xml:space="preserve">Curriculum</w:t>
-            </w:r>
-          </w:p>
-        </w:tc>
-        <w:tc>
-          <w:tcPr>
-            <w:tcW w:type="dxa" w:w="6600"/>
-            <w:tcMar>
-              <w:top w:type="dxa" w:w="80"/>
-              <w:left w:type="dxa" w:w="120"/>
-              <w:bottom w:type="dxa" w:w="80"/>
-              <w:right w:type="dxa" w:w="120"/>
-            </w:tcMar>
-          </w:tcPr>
-          <w:p>
-            <w:pPr>
-              <w:spacing w:after="100" w:before="0"/>
-            </w:pPr>
-            <w:r>
-              <w:rPr>
-                <w:rFonts w:ascii="Calibri" w:cs="Calibri" w:eastAsia="Calibri" w:hAnsi="Calibri"/>
-                <w:color w:val="1F1F1F"/>
-                <w:sz w:val="20"/>
-                <w:szCs w:val="20"/>
-              </w:rPr>
-              <w:t xml:space="preserve">VC2HG8K02 — the environmental, economic, cultural, spiritual and aesthetic uses and value of water, including for Aboriginal and Torres Strait Islander Peoples.</w:t>
             </w:r>
           </w:p>
         </w:tc>
@@ -333,7 +247,7 @@
     </w:tbl>
     <w:p>
       <w:pPr>
-        <w:spacing w:after="200" w:before="0"/>
+        <w:spacing w:after="160" w:before="0"/>
       </w:pPr>
       <w:r>
         <w:rPr>
@@ -347,35 +261,7 @@
     </w:p>
     <w:p>
       <w:pPr>
-        <w:pBdr>
-          <w:bottom w:val="single" w:color="D8CFBB" w:sz="6" w:space="4"/>
-        </w:pBdr>
-        <w:spacing w:after="120" w:before="280"/>
-      </w:pPr>
-      <w:r>
-        <w:rPr>
-          <w:rFonts w:ascii="Calibri" w:cs="Calibri" w:eastAsia="Calibri" w:hAnsi="Calibri"/>
-          <w:b/>
-          <w:bCs/>
-          <w:color w:val="1D5F7D"/>
-          <w:sz w:val="24"/>
-          <w:szCs w:val="24"/>
-        </w:rPr>
-        <w:t xml:space="preserve">1. Engage: Watch and Answer</w:t>
-      </w:r>
-      <w:r>
-        <w:rPr>
-          <w:rFonts w:ascii="Calibri" w:cs="Calibri" w:eastAsia="Calibri" w:hAnsi="Calibri"/>
-          <w:color w:val="808080"/>
-          <w:sz w:val="19"/>
-          <w:szCs w:val="19"/>
-        </w:rPr>
-        <w:t xml:space="preserve">   (10 min)</w:t>
-      </w:r>
-    </w:p>
-    <w:p>
-      <w:pPr>
-        <w:spacing w:after="100" w:before="0"/>
+        <w:spacing w:after="110" w:before="260"/>
       </w:pPr>
       <w:r>
         <w:rPr>
@@ -383,25 +269,31 @@
           <w:b/>
           <w:bCs/>
           <w:color w:val="1F1F1F"/>
-          <w:sz w:val="21"/>
-          <w:szCs w:val="21"/>
-        </w:rPr>
-        <w:t xml:space="preserve">Vocabulary first: </w:t>
-      </w:r>
-      <w:r>
-        <w:rPr>
-          <w:rFonts w:ascii="Calibri" w:cs="Calibri" w:eastAsia="Calibri" w:hAnsi="Calibri"/>
-          <w:sz w:val="21"/>
-          <w:szCs w:val="21"/>
-        </w:rPr>
-        <w:t xml:space="preserve">run the Vocab Hub 2.3 set — significance, economic, cultural, spiritual, aesthetic, custodian. The review of earlier words is built in.</w:t>
+          <w:sz w:val="23"/>
+          <w:szCs w:val="23"/>
+        </w:rPr>
+        <w:t xml:space="preserve">1. Engage: Watch and Answer</w:t>
+      </w:r>
+    </w:p>
+    <w:p>
+      <w:pPr>
+        <w:spacing w:after="100" w:before="0"/>
+      </w:pPr>
+      <w:r>
+        <w:rPr>
+          <w:rFonts w:ascii="Calibri" w:cs="Calibri" w:eastAsia="Calibri" w:hAnsi="Calibri"/>
+          <w:color w:val="1F1F1F"/>
+          <w:sz w:val="21"/>
+          <w:szCs w:val="21"/>
+        </w:rPr>
+        <w:t xml:space="preserve">Vocabulary introduction and revision — Vocab Hub 2.3 set.</w:t>
       </w:r>
     </w:p>
     <w:p>
       <w:pPr>
         <w:spacing w:after="100"/>
       </w:pPr>
-      <w:hyperlink w:history="1" r:id="rIdbtgxqykxoam-znqdg_enm">
+      <w:hyperlink w:history="1" r:id="rIdohim2boxfk-vs8hlkqwka">
         <w:r>
           <w:rPr>
             <w:rStyle w:val="Hyperlink"/>
@@ -409,7 +301,7 @@
             <w:sz w:val="21"/>
             <w:szCs w:val="21"/>
           </w:rPr>
-          <w:t xml:space="preserve">Vocab Hub → water-vocab-hub.html</w:t>
+          <w:t xml:space="preserve">https://liaminhawai-cmd.github.io/Water-in-the-world/water-vocab-hub.html</w:t>
         </w:r>
       </w:hyperlink>
     </w:p>
@@ -417,17 +309,6 @@
       <w:pPr>
         <w:spacing w:after="100" w:before="120"/>
       </w:pPr>
-      <w:r>
-        <w:rPr>
-          <w:rFonts w:ascii="Calibri" w:cs="Calibri" w:eastAsia="Calibri" w:hAnsi="Calibri"/>
-          <w:b/>
-          <w:bCs/>
-          <w:color w:val="1F1F1F"/>
-          <w:sz w:val="21"/>
-          <w:szCs w:val="21"/>
-        </w:rPr>
-        <w:t xml:space="preserve">Watch: </w:t>
-      </w:r>
       <w:r>
         <w:rPr>
           <w:rFonts w:ascii="Calibri" w:cs="Calibri" w:eastAsia="Calibri" w:hAnsi="Calibri"/>
@@ -445,7 +326,7 @@
           <w:sz w:val="21"/>
           <w:szCs w:val="21"/>
         </w:rPr>
-        <w:t xml:space="preserve"> (7:59). Answer in your OneNote — on your own.</w:t>
+        <w:t xml:space="preserve"> (7:59)</w:t>
       </w:r>
     </w:p>
     <w:p>
@@ -463,7 +344,7 @@
           <w:sz w:val="21"/>
           <w:szCs w:val="21"/>
         </w:rPr>
-        <w:t xml:space="preserve">The video says water is 'precious'. Give TWO reasons why.</w:t>
+        <w:t xml:space="preserve">The video mentions that water is 'precious' for many reasons, identify what these reasons were.</w:t>
       </w:r>
     </w:p>
     <w:p>
@@ -481,7 +362,7 @@
           <w:sz w:val="21"/>
           <w:szCs w:val="21"/>
         </w:rPr>
-        <w:t xml:space="preserve">Bolung the Rainbow Serpent created Nitmiluk gorge. What does that tell you about how water places are seen?</w:t>
+        <w:t xml:space="preserve">According to the video, identify the dreamtime stories that are told about water.</w:t>
       </w:r>
     </w:p>
     <w:p>
@@ -499,7 +380,37 @@
           <w:sz w:val="21"/>
           <w:szCs w:val="21"/>
         </w:rPr>
-        <w:t xml:space="preserve">“We're looking after it and the land will look after us.” Explain what that means in your own words.</w:t>
+        <w:t xml:space="preserve">Identify three new things you learnt from the video and share them with the class.</w:t>
+      </w:r>
+    </w:p>
+    <w:p>
+      <w:pPr>
+        <w:spacing w:after="110" w:before="260"/>
+      </w:pPr>
+      <w:r>
+        <w:rPr>
+          <w:rFonts w:ascii="Calibri" w:cs="Calibri" w:eastAsia="Calibri" w:hAnsi="Calibri"/>
+          <w:b/>
+          <w:bCs/>
+          <w:color w:val="1F1F1F"/>
+          <w:sz w:val="23"/>
+          <w:szCs w:val="23"/>
+        </w:rPr>
+        <w:t xml:space="preserve">2. Discuss</w:t>
+      </w:r>
+    </w:p>
+    <w:p>
+      <w:pPr>
+        <w:spacing w:after="100" w:before="0"/>
+      </w:pPr>
+      <w:r>
+        <w:rPr>
+          <w:rFonts w:ascii="Calibri" w:cs="Calibri" w:eastAsia="Calibri" w:hAnsi="Calibri"/>
+          <w:color w:val="1F1F1F"/>
+          <w:sz w:val="21"/>
+          <w:szCs w:val="21"/>
+        </w:rPr>
+        <w:t xml:space="preserve">As a class:</w:t>
       </w:r>
     </w:p>
     <w:p>
@@ -507,7 +418,7 @@
         <w:pStyle w:val="ListParagraph"/>
         <w:numPr>
           <w:ilvl w:val="0"/>
-          <w:numId w:val="2"/>
+          <w:numId w:val="3"/>
         </w:numPr>
         <w:spacing w:after="70"/>
       </w:pPr>
@@ -517,129 +428,105 @@
           <w:sz w:val="21"/>
           <w:szCs w:val="21"/>
         </w:rPr>
-        <w:t xml:space="preserve">Name one way people found or carried water without taps (soaks, water bags, water-holding frogs, songlines).</w:t>
-      </w:r>
-    </w:p>
-    <w:p>
-      <w:pPr>
-        <w:spacing w:after="100" w:before="0"/>
-      </w:pPr>
-      <w:r>
-        <w:rPr>
-          <w:rFonts w:ascii="Calibri" w:cs="Calibri" w:eastAsia="Calibri" w:hAnsi="Calibri"/>
-          <w:i/>
-          <w:iCs/>
-          <w:color w:val="808080"/>
-          <w:sz w:val="20"/>
-          <w:szCs w:val="20"/>
-        </w:rPr>
-        <w:t xml:space="preserve">Share 2–3 answers as a class before moving on.</w:t>
-      </w:r>
-    </w:p>
-    <w:p>
-      <w:pPr>
-        <w:pBdr>
-          <w:bottom w:val="single" w:color="D8CFBB" w:sz="6" w:space="4"/>
-        </w:pBdr>
-        <w:spacing w:after="120" w:before="280"/>
-      </w:pPr>
-      <w:r>
-        <w:rPr>
-          <w:rFonts w:ascii="Calibri" w:cs="Calibri" w:eastAsia="Calibri" w:hAnsi="Calibri"/>
-          <w:b/>
-          <w:bCs/>
-          <w:color w:val="1D5F7D"/>
-          <w:sz w:val="24"/>
-          <w:szCs w:val="24"/>
-        </w:rPr>
-        <w:t xml:space="preserve">2. Read: Custodians of the Martuwarra</w:t>
-      </w:r>
-      <w:r>
-        <w:rPr>
-          <w:rFonts w:ascii="Calibri" w:cs="Calibri" w:eastAsia="Calibri" w:hAnsi="Calibri"/>
-          <w:color w:val="808080"/>
-          <w:sz w:val="19"/>
-          <w:szCs w:val="19"/>
-        </w:rPr>
-        <w:t xml:space="preserve">   (10 min)</w:t>
-      </w:r>
-    </w:p>
-    <w:p>
-      <w:pPr>
-        <w:spacing w:after="100" w:before="0"/>
-      </w:pPr>
-      <w:r>
-        <w:rPr>
-          <w:rFonts w:ascii="Calibri" w:cs="Calibri" w:eastAsia="Calibri" w:hAnsi="Calibri"/>
-          <w:sz w:val="21"/>
-          <w:szCs w:val="21"/>
-        </w:rPr>
-        <w:t xml:space="preserve">Open the </w:t>
-      </w:r>
+        <w:t xml:space="preserve">Why is it important to understand the spiritual significance of water to First Nations Peoples?</w:t>
+      </w:r>
+    </w:p>
+    <w:p>
+      <w:pPr>
+        <w:pStyle w:val="ListParagraph"/>
+        <w:numPr>
+          <w:ilvl w:val="0"/>
+          <w:numId w:val="3"/>
+        </w:numPr>
+        <w:spacing w:after="70"/>
+      </w:pPr>
+      <w:r>
+        <w:rPr>
+          <w:rFonts w:ascii="Calibri" w:cs="Calibri" w:eastAsia="Calibri" w:hAnsi="Calibri"/>
+          <w:sz w:val="21"/>
+          <w:szCs w:val="21"/>
+        </w:rPr>
+        <w:t xml:space="preserve">If different groups value the same water differently, whose values decide what happens to it?</w:t>
+      </w:r>
+    </w:p>
+    <w:p>
+      <w:pPr>
+        <w:pStyle w:val="ListParagraph"/>
+        <w:numPr>
+          <w:ilvl w:val="0"/>
+          <w:numId w:val="3"/>
+        </w:numPr>
+        <w:spacing w:after="70"/>
+      </w:pPr>
+      <w:r>
+        <w:rPr>
+          <w:rFonts w:ascii="Calibri" w:cs="Calibri" w:eastAsia="Calibri" w:hAnsi="Calibri"/>
+          <w:sz w:val="21"/>
+          <w:szCs w:val="21"/>
+        </w:rPr>
+        <w:t xml:space="preserve">What would have to change for that decision to be made differently?</w:t>
+      </w:r>
+    </w:p>
+    <w:p>
+      <w:pPr>
+        <w:spacing w:after="110" w:before="260"/>
+      </w:pPr>
       <w:r>
         <w:rPr>
           <w:rFonts w:ascii="Calibri" w:cs="Calibri" w:eastAsia="Calibri" w:hAnsi="Calibri"/>
           <w:b/>
           <w:bCs/>
           <w:color w:val="1F1F1F"/>
-          <w:sz w:val="21"/>
-          <w:szCs w:val="21"/>
-        </w:rPr>
-        <w:t xml:space="preserve">worked example display</w:t>
-      </w:r>
-      <w:r>
-        <w:rPr>
-          <w:rFonts w:ascii="Calibri" w:cs="Calibri" w:eastAsia="Calibri" w:hAnsi="Calibri"/>
-          <w:sz w:val="21"/>
-          <w:szCs w:val="21"/>
-        </w:rPr>
-        <w:t xml:space="preserve"> and read the source cards on the left (quotes and facts from the Guardian article and the Australians Together handout). Read on your own.</w:t>
-      </w:r>
-    </w:p>
-    <w:p>
-      <w:pPr>
-        <w:spacing w:after="100"/>
-      </w:pPr>
-      <w:hyperlink w:history="1" r:id="rId3mfrvyqz_c1xvsj9oswhi">
-        <w:r>
-          <w:rPr>
-            <w:rStyle w:val="Hyperlink"/>
-            <w:rFonts w:ascii="Calibri" w:cs="Calibri" w:eastAsia="Calibri" w:hAnsi="Calibri"/>
-            <w:sz w:val="21"/>
-            <w:szCs w:val="21"/>
-          </w:rPr>
-          <w:t xml:space="preserve">Worked example → lesson-2-3-worked-example.html</w:t>
-        </w:r>
-      </w:hyperlink>
-    </w:p>
-    <w:p>
-      <w:pPr>
-        <w:spacing w:after="140" w:before="0"/>
-      </w:pPr>
+          <w:sz w:val="23"/>
+          <w:szCs w:val="23"/>
+        </w:rPr>
+        <w:t xml:space="preserve">3. Read: Custodians of the River</w:t>
+      </w:r>
+    </w:p>
+    <w:p>
+      <w:pPr>
+        <w:spacing w:after="100" w:before="0"/>
+      </w:pPr>
+      <w:r>
+        <w:rPr>
+          <w:rFonts w:ascii="Calibri" w:cs="Calibri" w:eastAsia="Calibri" w:hAnsi="Calibri"/>
+          <w:sz w:val="21"/>
+          <w:szCs w:val="21"/>
+        </w:rPr>
+        <w:t xml:space="preserve">Read the Guardian article </w:t>
+      </w:r>
       <w:r>
         <w:rPr>
           <w:rFonts w:ascii="Calibri" w:cs="Calibri" w:eastAsia="Calibri" w:hAnsi="Calibri"/>
           <w:i/>
           <w:iCs/>
-          <w:color w:val="808080"/>
-          <w:sz w:val="19"/>
-          <w:szCs w:val="19"/>
-        </w:rPr>
-        <w:t xml:space="preserve">Note: the original Guardian article is behind a paywall — the key quotes and figures are reproduced in the display with attribution.</w:t>
-      </w:r>
-    </w:p>
-    <w:p>
-      <w:pPr>
-        <w:spacing w:after="100" w:before="0"/>
-      </w:pPr>
-      <w:r>
-        <w:rPr>
-          <w:rFonts w:ascii="Calibri" w:cs="Calibri" w:eastAsia="Calibri" w:hAnsi="Calibri"/>
           <w:color w:val="1F1F1F"/>
           <w:sz w:val="21"/>
           <w:szCs w:val="21"/>
         </w:rPr>
-        <w:t xml:space="preserve">As you read, fill this in:</w:t>
+        <w:t xml:space="preserve">'Fitzroy River: the push to prevent a repeat of the Murray-Darling Basin disaster'</w:t>
+      </w:r>
+      <w:r>
+        <w:rPr>
+          <w:rFonts w:ascii="Calibri" w:cs="Calibri" w:eastAsia="Calibri" w:hAnsi="Calibri"/>
+          <w:sz w:val="21"/>
+          <w:szCs w:val="21"/>
+        </w:rPr>
+        <w:t xml:space="preserve">. Read on your own.</w:t>
+      </w:r>
+    </w:p>
+    <w:p>
+      <w:pPr>
+        <w:spacing w:after="100" w:before="100"/>
+      </w:pPr>
+      <w:r>
+        <w:rPr>
+          <w:rFonts w:ascii="Calibri" w:cs="Calibri" w:eastAsia="Calibri" w:hAnsi="Calibri"/>
+          <w:color w:val="1F1F1F"/>
+          <w:sz w:val="21"/>
+          <w:szCs w:val="21"/>
+        </w:rPr>
+        <w:t xml:space="preserve">As you read, fill in the table:</w:t>
       </w:r>
     </w:p>
     <w:tbl>
@@ -712,7 +599,7 @@
                 <w:sz w:val="20"/>
                 <w:szCs w:val="20"/>
               </w:rPr>
-              <w:t xml:space="preserve">What do they say the river IS?</w:t>
+              <w:t xml:space="preserve">What do they say the river is / is for?</w:t>
             </w:r>
           </w:p>
         </w:tc>
@@ -740,7 +627,7 @@
                 <w:sz w:val="20"/>
                 <w:szCs w:val="20"/>
               </w:rPr>
-              <w:t xml:space="preserve">Evidence (a quote or number)</w:t>
+              <w:t xml:space="preserve">Evidence (quote or number)</w:t>
             </w:r>
           </w:p>
         </w:tc>
@@ -998,7 +885,7 @@
                 <w:sz w:val="20"/>
                 <w:szCs w:val="20"/>
               </w:rPr>
-              <w:t xml:space="preserve">The WA Government / irrigators</w:t>
+              <w:t xml:space="preserve">The WA Government / pastoralists</w:t>
             </w:r>
           </w:p>
         </w:tc>
@@ -1056,7 +943,7 @@
     </w:tbl>
     <w:p>
       <w:pPr>
-        <w:spacing w:after="180" w:before="0"/>
+        <w:spacing w:after="120" w:before="0"/>
       </w:pPr>
       <w:r>
         <w:rPr>
@@ -1075,21 +962,11 @@
       <w:r>
         <w:rPr>
           <w:rFonts w:ascii="Calibri" w:cs="Calibri" w:eastAsia="Calibri" w:hAnsi="Calibri"/>
-          <w:b/>
-          <w:bCs/>
           <w:color w:val="1F1F1F"/>
           <w:sz w:val="21"/>
           <w:szCs w:val="21"/>
         </w:rPr>
-        <w:t xml:space="preserve">Then, quickly: </w:t>
-      </w:r>
-      <w:r>
-        <w:rPr>
-          <w:rFonts w:ascii="Calibri" w:cs="Calibri" w:eastAsia="Calibri" w:hAnsi="Calibri"/>
-          <w:sz w:val="21"/>
-          <w:szCs w:val="21"/>
-        </w:rPr>
-        <w:t xml:space="preserve">which value types are at play here? Complete the table (aesthetic is done for you).</w:t>
+        <w:t xml:space="preserve">Complete the table below about the different values of water. An example has been done for you.</w:t>
       </w:r>
     </w:p>
     <w:tbl>
@@ -1105,14 +982,14 @@
         </w:tblBorders>
       </w:tblPr>
       <w:tblGrid>
-        <w:gridCol w:w="2000"/>
-        <w:gridCol w:w="3500"/>
-        <w:gridCol w:w="3500"/>
+        <w:gridCol w:w="2200"/>
+        <w:gridCol w:w="3400"/>
+        <w:gridCol w:w="3400"/>
       </w:tblGrid>
       <w:tr>
         <w:tc>
           <w:tcPr>
-            <w:tcW w:type="dxa" w:w="2000"/>
+            <w:tcW w:type="dxa" w:w="2200"/>
             <w:shd w:fill="F0EBDD" w:val="clear"/>
             <w:tcMar>
               <w:top w:type="dxa" w:w="80"/>
@@ -1134,13 +1011,13 @@
                 <w:sz w:val="20"/>
                 <w:szCs w:val="20"/>
               </w:rPr>
-              <w:t xml:space="preserve">Value type</w:t>
-            </w:r>
-          </w:p>
-        </w:tc>
-        <w:tc>
-          <w:tcPr>
-            <w:tcW w:type="dxa" w:w="3500"/>
+              <w:t xml:space="preserve">Value Type</w:t>
+            </w:r>
+          </w:p>
+        </w:tc>
+        <w:tc>
+          <w:tcPr>
+            <w:tcW w:type="dxa" w:w="3400"/>
             <w:shd w:fill="F0EBDD" w:val="clear"/>
             <w:tcMar>
               <w:top w:type="dxa" w:w="80"/>
@@ -1162,13 +1039,13 @@
                 <w:sz w:val="20"/>
                 <w:szCs w:val="20"/>
               </w:rPr>
-              <w:t xml:space="preserve">What it means (your words)</w:t>
-            </w:r>
-          </w:p>
-        </w:tc>
-        <w:tc>
-          <w:tcPr>
-            <w:tcW w:type="dxa" w:w="3500"/>
+              <w:t xml:space="preserve">Meaning</w:t>
+            </w:r>
+          </w:p>
+        </w:tc>
+        <w:tc>
+          <w:tcPr>
+            <w:tcW w:type="dxa" w:w="3400"/>
             <w:shd w:fill="F0EBDD" w:val="clear"/>
             <w:tcMar>
               <w:top w:type="dxa" w:w="80"/>
@@ -1190,7 +1067,7 @@
                 <w:sz w:val="20"/>
                 <w:szCs w:val="20"/>
               </w:rPr>
-              <w:t xml:space="preserve">Who holds this value for the Martuwarra?</w:t>
+              <w:t xml:space="preserve">Example from the article</w:t>
             </w:r>
           </w:p>
         </w:tc>
@@ -1198,7 +1075,7 @@
       <w:tr>
         <w:tc>
           <w:tcPr>
-            <w:tcW w:type="dxa" w:w="2000"/>
+            <w:tcW w:type="dxa" w:w="2200"/>
             <w:tcMar>
               <w:top w:type="dxa" w:w="80"/>
               <w:left w:type="dxa" w:w="120"/>
@@ -1217,13 +1094,38 @@
                 <w:sz w:val="20"/>
                 <w:szCs w:val="20"/>
               </w:rPr>
-              <w:t xml:space="preserve">Aesthetic</w:t>
-            </w:r>
-          </w:p>
-        </w:tc>
-        <w:tc>
-          <w:tcPr>
-            <w:tcW w:type="dxa" w:w="3500"/>
+              <w:t xml:space="preserve">Aesthetic value</w:t>
+            </w:r>
+          </w:p>
+        </w:tc>
+        <w:tc>
+          <w:tcPr>
+            <w:tcW w:type="dxa" w:w="3400"/>
+            <w:tcMar>
+              <w:top w:type="dxa" w:w="80"/>
+              <w:left w:type="dxa" w:w="120"/>
+              <w:bottom w:type="dxa" w:w="80"/>
+              <w:right w:type="dxa" w:w="120"/>
+            </w:tcMar>
+          </w:tcPr>
+          <w:p>
+            <w:pPr>
+              <w:spacing w:after="100" w:before="0"/>
+            </w:pPr>
+            <w:r>
+              <w:rPr>
+                <w:rFonts w:ascii="Calibri" w:cs="Calibri" w:eastAsia="Calibri" w:hAnsi="Calibri"/>
+                <w:color w:val="1F1F1F"/>
+                <w:sz w:val="20"/>
+                <w:szCs w:val="20"/>
+              </w:rPr>
+              <w:t xml:space="preserve">attractiveness of a landscape or landform</w:t>
+            </w:r>
+          </w:p>
+        </w:tc>
+        <w:tc>
+          <w:tcPr>
+            <w:tcW w:type="dxa" w:w="3400"/>
             <w:tcMar>
               <w:top w:type="dxa" w:w="80"/>
               <w:left w:type="dxa" w:w="120"/>
@@ -1244,34 +1146,84 @@
                 <w:sz w:val="20"/>
                 <w:szCs w:val="20"/>
               </w:rPr>
-              <w:t xml:space="preserve">attractiveness of a landscape or landform</w:t>
-            </w:r>
-          </w:p>
-        </w:tc>
-        <w:tc>
-          <w:tcPr>
-            <w:tcW w:type="dxa" w:w="3500"/>
-            <w:tcMar>
-              <w:top w:type="dxa" w:w="80"/>
-              <w:left w:type="dxa" w:w="120"/>
-              <w:bottom w:type="dxa" w:w="80"/>
-              <w:right w:type="dxa" w:w="120"/>
-            </w:tcMar>
-          </w:tcPr>
-          <w:p>
-            <w:pPr>
-              <w:spacing w:after="100" w:before="0"/>
-            </w:pPr>
-            <w:r>
-              <w:rPr>
-                <w:rFonts w:ascii="Calibri" w:cs="Calibri" w:eastAsia="Calibri" w:hAnsi="Calibri"/>
-                <w:i/>
-                <w:iCs/>
+              <w:t xml:space="preserve">Danggu (Geikie Gorge) attracts tourists</w:t>
+            </w:r>
+          </w:p>
+        </w:tc>
+      </w:tr>
+      <w:tr>
+        <w:tc>
+          <w:tcPr>
+            <w:tcW w:type="dxa" w:w="2200"/>
+            <w:tcMar>
+              <w:top w:type="dxa" w:w="80"/>
+              <w:left w:type="dxa" w:w="120"/>
+              <w:bottom w:type="dxa" w:w="80"/>
+              <w:right w:type="dxa" w:w="120"/>
+            </w:tcMar>
+          </w:tcPr>
+          <w:p>
+            <w:pPr>
+              <w:spacing w:after="100" w:before="0"/>
+            </w:pPr>
+            <w:r>
+              <w:rPr>
+                <w:rFonts w:ascii="Calibri" w:cs="Calibri" w:eastAsia="Calibri" w:hAnsi="Calibri"/>
                 <w:color w:val="1F1F1F"/>
                 <w:sz w:val="20"/>
                 <w:szCs w:val="20"/>
               </w:rPr>
-              <w:t xml:space="preserve">tourists at Danggu (Geikie Gorge) — and Custodians, for whom beauty isn't separable from Country</w:t>
+              <w:t xml:space="preserve">Economic value</w:t>
+            </w:r>
+          </w:p>
+        </w:tc>
+        <w:tc>
+          <w:tcPr>
+            <w:tcW w:type="dxa" w:w="3400"/>
+            <w:tcMar>
+              <w:top w:type="dxa" w:w="80"/>
+              <w:left w:type="dxa" w:w="120"/>
+              <w:bottom w:type="dxa" w:w="80"/>
+              <w:right w:type="dxa" w:w="120"/>
+            </w:tcMar>
+          </w:tcPr>
+          <w:p>
+            <w:pPr>
+              <w:spacing w:after="100" w:before="0"/>
+            </w:pPr>
+            <w:r>
+              <w:rPr>
+                <w:rFonts w:ascii="Calibri" w:cs="Calibri" w:eastAsia="Calibri" w:hAnsi="Calibri"/>
+                <w:color w:val="1F1F1F"/>
+                <w:sz w:val="21"/>
+                <w:szCs w:val="21"/>
+              </w:rPr>
+              <w:t xml:space="preserve"/>
+            </w:r>
+          </w:p>
+        </w:tc>
+        <w:tc>
+          <w:tcPr>
+            <w:tcW w:type="dxa" w:w="3400"/>
+            <w:tcMar>
+              <w:top w:type="dxa" w:w="80"/>
+              <w:left w:type="dxa" w:w="120"/>
+              <w:bottom w:type="dxa" w:w="80"/>
+              <w:right w:type="dxa" w:w="120"/>
+            </w:tcMar>
+          </w:tcPr>
+          <w:p>
+            <w:pPr>
+              <w:spacing w:after="100" w:before="0"/>
+            </w:pPr>
+            <w:r>
+              <w:rPr>
+                <w:rFonts w:ascii="Calibri" w:cs="Calibri" w:eastAsia="Calibri" w:hAnsi="Calibri"/>
+                <w:color w:val="1F1F1F"/>
+                <w:sz w:val="21"/>
+                <w:szCs w:val="21"/>
+              </w:rPr>
+              <w:t xml:space="preserve"/>
             </w:r>
           </w:p>
         </w:tc>
@@ -1279,34 +1231,32 @@
       <w:tr>
         <w:tc>
           <w:tcPr>
-            <w:tcW w:type="dxa" w:w="2000"/>
-            <w:tcMar>
-              <w:top w:type="dxa" w:w="80"/>
-              <w:left w:type="dxa" w:w="120"/>
-              <w:bottom w:type="dxa" w:w="80"/>
-              <w:right w:type="dxa" w:w="120"/>
-            </w:tcMar>
-          </w:tcPr>
-          <w:p>
-            <w:pPr>
-              <w:spacing w:after="100" w:before="0"/>
-            </w:pPr>
-            <w:r>
-              <w:rPr>
-                <w:rFonts w:ascii="Calibri" w:cs="Calibri" w:eastAsia="Calibri" w:hAnsi="Calibri"/>
-                <w:b/>
-                <w:bCs/>
+            <w:tcW w:type="dxa" w:w="2200"/>
+            <w:tcMar>
+              <w:top w:type="dxa" w:w="80"/>
+              <w:left w:type="dxa" w:w="120"/>
+              <w:bottom w:type="dxa" w:w="80"/>
+              <w:right w:type="dxa" w:w="120"/>
+            </w:tcMar>
+          </w:tcPr>
+          <w:p>
+            <w:pPr>
+              <w:spacing w:after="100" w:before="0"/>
+            </w:pPr>
+            <w:r>
+              <w:rPr>
+                <w:rFonts w:ascii="Calibri" w:cs="Calibri" w:eastAsia="Calibri" w:hAnsi="Calibri"/>
                 <w:color w:val="1F1F1F"/>
                 <w:sz w:val="20"/>
                 <w:szCs w:val="20"/>
               </w:rPr>
-              <w:t xml:space="preserve">Spiritual</w:t>
-            </w:r>
-          </w:p>
-        </w:tc>
-        <w:tc>
-          <w:tcPr>
-            <w:tcW w:type="dxa" w:w="3500"/>
+              <w:t xml:space="preserve">Cultural value</w:t>
+            </w:r>
+          </w:p>
+        </w:tc>
+        <w:tc>
+          <w:tcPr>
+            <w:tcW w:type="dxa" w:w="3400"/>
             <w:tcMar>
               <w:top w:type="dxa" w:w="80"/>
               <w:left w:type="dxa" w:w="120"/>
@@ -1331,7 +1281,7 @@
         </w:tc>
         <w:tc>
           <w:tcPr>
-            <w:tcW w:type="dxa" w:w="3500"/>
+            <w:tcW w:type="dxa" w:w="3400"/>
             <w:tcMar>
               <w:top w:type="dxa" w:w="80"/>
               <w:left w:type="dxa" w:w="120"/>
@@ -1358,34 +1308,32 @@
       <w:tr>
         <w:tc>
           <w:tcPr>
-            <w:tcW w:type="dxa" w:w="2000"/>
-            <w:tcMar>
-              <w:top w:type="dxa" w:w="80"/>
-              <w:left w:type="dxa" w:w="120"/>
-              <w:bottom w:type="dxa" w:w="80"/>
-              <w:right w:type="dxa" w:w="120"/>
-            </w:tcMar>
-          </w:tcPr>
-          <w:p>
-            <w:pPr>
-              <w:spacing w:after="100" w:before="0"/>
-            </w:pPr>
-            <w:r>
-              <w:rPr>
-                <w:rFonts w:ascii="Calibri" w:cs="Calibri" w:eastAsia="Calibri" w:hAnsi="Calibri"/>
-                <w:b/>
-                <w:bCs/>
+            <w:tcW w:type="dxa" w:w="2200"/>
+            <w:tcMar>
+              <w:top w:type="dxa" w:w="80"/>
+              <w:left w:type="dxa" w:w="120"/>
+              <w:bottom w:type="dxa" w:w="80"/>
+              <w:right w:type="dxa" w:w="120"/>
+            </w:tcMar>
+          </w:tcPr>
+          <w:p>
+            <w:pPr>
+              <w:spacing w:after="100" w:before="0"/>
+            </w:pPr>
+            <w:r>
+              <w:rPr>
+                <w:rFonts w:ascii="Calibri" w:cs="Calibri" w:eastAsia="Calibri" w:hAnsi="Calibri"/>
                 <w:color w:val="1F1F1F"/>
                 <w:sz w:val="20"/>
                 <w:szCs w:val="20"/>
               </w:rPr>
-              <w:t xml:space="preserve">Cultural</w:t>
-            </w:r>
-          </w:p>
-        </w:tc>
-        <w:tc>
-          <w:tcPr>
-            <w:tcW w:type="dxa" w:w="3500"/>
+              <w:t xml:space="preserve">Spiritual value</w:t>
+            </w:r>
+          </w:p>
+        </w:tc>
+        <w:tc>
+          <w:tcPr>
+            <w:tcW w:type="dxa" w:w="3400"/>
             <w:tcMar>
               <w:top w:type="dxa" w:w="80"/>
               <w:left w:type="dxa" w:w="120"/>
@@ -1410,7 +1358,7 @@
         </w:tc>
         <w:tc>
           <w:tcPr>
-            <w:tcW w:type="dxa" w:w="3500"/>
+            <w:tcW w:type="dxa" w:w="3400"/>
             <w:tcMar>
               <w:top w:type="dxa" w:w="80"/>
               <w:left w:type="dxa" w:w="120"/>
@@ -1437,34 +1385,32 @@
       <w:tr>
         <w:tc>
           <w:tcPr>
-            <w:tcW w:type="dxa" w:w="2000"/>
-            <w:tcMar>
-              <w:top w:type="dxa" w:w="80"/>
-              <w:left w:type="dxa" w:w="120"/>
-              <w:bottom w:type="dxa" w:w="80"/>
-              <w:right w:type="dxa" w:w="120"/>
-            </w:tcMar>
-          </w:tcPr>
-          <w:p>
-            <w:pPr>
-              <w:spacing w:after="100" w:before="0"/>
-            </w:pPr>
-            <w:r>
-              <w:rPr>
-                <w:rFonts w:ascii="Calibri" w:cs="Calibri" w:eastAsia="Calibri" w:hAnsi="Calibri"/>
-                <w:b/>
-                <w:bCs/>
+            <w:tcW w:type="dxa" w:w="2200"/>
+            <w:tcMar>
+              <w:top w:type="dxa" w:w="80"/>
+              <w:left w:type="dxa" w:w="120"/>
+              <w:bottom w:type="dxa" w:w="80"/>
+              <w:right w:type="dxa" w:w="120"/>
+            </w:tcMar>
+          </w:tcPr>
+          <w:p>
+            <w:pPr>
+              <w:spacing w:after="100" w:before="0"/>
+            </w:pPr>
+            <w:r>
+              <w:rPr>
+                <w:rFonts w:ascii="Calibri" w:cs="Calibri" w:eastAsia="Calibri" w:hAnsi="Calibri"/>
                 <w:color w:val="1F1F1F"/>
                 <w:sz w:val="20"/>
                 <w:szCs w:val="20"/>
               </w:rPr>
-              <w:t xml:space="preserve">Economic</w:t>
-            </w:r>
-          </w:p>
-        </w:tc>
-        <w:tc>
-          <w:tcPr>
-            <w:tcW w:type="dxa" w:w="3500"/>
+              <w:t xml:space="preserve">Environmental value</w:t>
+            </w:r>
+          </w:p>
+        </w:tc>
+        <w:tc>
+          <w:tcPr>
+            <w:tcW w:type="dxa" w:w="3400"/>
             <w:tcMar>
               <w:top w:type="dxa" w:w="80"/>
               <w:left w:type="dxa" w:w="120"/>
@@ -1489,86 +1435,7 @@
         </w:tc>
         <w:tc>
           <w:tcPr>
-            <w:tcW w:type="dxa" w:w="3500"/>
-            <w:tcMar>
-              <w:top w:type="dxa" w:w="80"/>
-              <w:left w:type="dxa" w:w="120"/>
-              <w:bottom w:type="dxa" w:w="80"/>
-              <w:right w:type="dxa" w:w="120"/>
-            </w:tcMar>
-          </w:tcPr>
-          <w:p>
-            <w:pPr>
-              <w:spacing w:after="100" w:before="0"/>
-            </w:pPr>
-            <w:r>
-              <w:rPr>
-                <w:rFonts w:ascii="Calibri" w:cs="Calibri" w:eastAsia="Calibri" w:hAnsi="Calibri"/>
-                <w:color w:val="1F1F1F"/>
-                <w:sz w:val="21"/>
-                <w:szCs w:val="21"/>
-              </w:rPr>
-              <w:t xml:space="preserve"/>
-            </w:r>
-          </w:p>
-        </w:tc>
-      </w:tr>
-      <w:tr>
-        <w:tc>
-          <w:tcPr>
-            <w:tcW w:type="dxa" w:w="2000"/>
-            <w:tcMar>
-              <w:top w:type="dxa" w:w="80"/>
-              <w:left w:type="dxa" w:w="120"/>
-              <w:bottom w:type="dxa" w:w="80"/>
-              <w:right w:type="dxa" w:w="120"/>
-            </w:tcMar>
-          </w:tcPr>
-          <w:p>
-            <w:pPr>
-              <w:spacing w:after="100" w:before="0"/>
-            </w:pPr>
-            <w:r>
-              <w:rPr>
-                <w:rFonts w:ascii="Calibri" w:cs="Calibri" w:eastAsia="Calibri" w:hAnsi="Calibri"/>
-                <w:b/>
-                <w:bCs/>
-                <w:color w:val="1F1F1F"/>
-                <w:sz w:val="20"/>
-                <w:szCs w:val="20"/>
-              </w:rPr>
-              <w:t xml:space="preserve">Environmental</w:t>
-            </w:r>
-          </w:p>
-        </w:tc>
-        <w:tc>
-          <w:tcPr>
-            <w:tcW w:type="dxa" w:w="3500"/>
-            <w:tcMar>
-              <w:top w:type="dxa" w:w="80"/>
-              <w:left w:type="dxa" w:w="120"/>
-              <w:bottom w:type="dxa" w:w="80"/>
-              <w:right w:type="dxa" w:w="120"/>
-            </w:tcMar>
-          </w:tcPr>
-          <w:p>
-            <w:pPr>
-              <w:spacing w:after="100" w:before="0"/>
-            </w:pPr>
-            <w:r>
-              <w:rPr>
-                <w:rFonts w:ascii="Calibri" w:cs="Calibri" w:eastAsia="Calibri" w:hAnsi="Calibri"/>
-                <w:color w:val="1F1F1F"/>
-                <w:sz w:val="21"/>
-                <w:szCs w:val="21"/>
-              </w:rPr>
-              <w:t xml:space="preserve"/>
-            </w:r>
-          </w:p>
-        </w:tc>
-        <w:tc>
-          <w:tcPr>
-            <w:tcW w:type="dxa" w:w="3500"/>
+            <w:tcW w:type="dxa" w:w="3400"/>
             <w:tcMar>
               <w:top w:type="dxa" w:w="80"/>
               <w:left w:type="dxa" w:w="120"/>
@@ -1606,170 +1473,12 @@
           <w:sz w:val="20"/>
           <w:szCs w:val="20"/>
         </w:rPr>
-        <w:t xml:space="preserve">Which rows were hard to keep separate? That's the point — for Traditional Owners these are one relationship with Country, not four boxes.</w:t>
-      </w:r>
-    </w:p>
-    <w:p>
-      <w:pPr>
-        <w:pBdr>
-          <w:bottom w:val="single" w:color="D8CFBB" w:sz="6" w:space="4"/>
-        </w:pBdr>
-        <w:spacing w:after="120" w:before="280"/>
-      </w:pPr>
-      <w:r>
-        <w:rPr>
-          <w:rFonts w:ascii="Calibri" w:cs="Calibri" w:eastAsia="Calibri" w:hAnsi="Calibri"/>
-          <w:b/>
-          <w:bCs/>
-          <w:color w:val="1D5F7D"/>
-          <w:sz w:val="24"/>
-          <w:szCs w:val="24"/>
-        </w:rPr>
-        <w:t xml:space="preserve">3. Discuss as a class</w:t>
-      </w:r>
-      <w:r>
-        <w:rPr>
-          <w:rFonts w:ascii="Calibri" w:cs="Calibri" w:eastAsia="Calibri" w:hAnsi="Calibri"/>
-          <w:color w:val="808080"/>
-          <w:sz w:val="19"/>
-          <w:szCs w:val="19"/>
-        </w:rPr>
-        <w:t xml:space="preserve">   (10 min)</w:t>
-      </w:r>
-    </w:p>
-    <w:p>
-      <w:pPr>
-        <w:spacing w:after="100" w:before="0"/>
-      </w:pPr>
-      <w:r>
-        <w:rPr>
-          <w:rFonts w:ascii="Calibri" w:cs="Calibri" w:eastAsia="Calibri" w:hAnsi="Calibri"/>
-          <w:color w:val="1F1F1F"/>
-          <w:sz w:val="21"/>
-          <w:szCs w:val="21"/>
-        </w:rPr>
-        <w:t xml:space="preserve">You now have the content knowledge. Talk it through before you write.</w:t>
-      </w:r>
-    </w:p>
-    <w:p>
-      <w:pPr>
-        <w:pStyle w:val="ListParagraph"/>
-        <w:numPr>
-          <w:ilvl w:val="0"/>
-          <w:numId w:val="3"/>
-        </w:numPr>
-        <w:spacing w:after="70"/>
-      </w:pPr>
-      <w:r>
-        <w:rPr>
-          <w:rFonts w:ascii="Calibri" w:cs="Calibri" w:eastAsia="Calibri" w:hAnsi="Calibri"/>
-          <w:sz w:val="21"/>
-          <w:szCs w:val="21"/>
-        </w:rPr>
-        <w:t xml:space="preserve">Why is it important to understand the spiritual significance of water to First Nations Peoples?</w:t>
-      </w:r>
-    </w:p>
-    <w:p>
-      <w:pPr>
-        <w:pStyle w:val="ListParagraph"/>
-        <w:numPr>
-          <w:ilvl w:val="0"/>
-          <w:numId w:val="3"/>
-        </w:numPr>
-        <w:spacing w:after="70"/>
-      </w:pPr>
-      <w:r>
-        <w:rPr>
-          <w:rFonts w:ascii="Calibri" w:cs="Calibri" w:eastAsia="Calibri" w:hAnsi="Calibri"/>
-          <w:sz w:val="21"/>
-          <w:szCs w:val="21"/>
-        </w:rPr>
-        <w:t xml:space="preserve">Whose values will decide what happens to the Martuwarra — and how do you know?</w:t>
-      </w:r>
-    </w:p>
-    <w:p>
-      <w:pPr>
-        <w:pStyle w:val="ListParagraph"/>
-        <w:numPr>
-          <w:ilvl w:val="0"/>
-          <w:numId w:val="3"/>
-        </w:numPr>
-        <w:spacing w:after="70"/>
-      </w:pPr>
-      <w:r>
-        <w:rPr>
-          <w:rFonts w:ascii="Calibri" w:cs="Calibri" w:eastAsia="Calibri" w:hAnsi="Calibri"/>
-          <w:sz w:val="21"/>
-          <w:szCs w:val="21"/>
-        </w:rPr>
-        <w:t xml:space="preserve">The Council's $122,000 in funding was cut a week after it criticised the government. What does that tell us about who holds power here?</w:t>
-      </w:r>
-    </w:p>
-    <w:p>
-      <w:pPr>
-        <w:pStyle w:val="ListParagraph"/>
-        <w:numPr>
-          <w:ilvl w:val="0"/>
-          <w:numId w:val="3"/>
-        </w:numPr>
-        <w:spacing w:after="70"/>
-      </w:pPr>
-      <w:r>
-        <w:rPr>
-          <w:rFonts w:ascii="Calibri" w:cs="Calibri" w:eastAsia="Calibri" w:hAnsi="Calibri"/>
-          <w:sz w:val="21"/>
-          <w:szCs w:val="21"/>
-        </w:rPr>
-        <w:t xml:space="preserve">What would have to change for the decision to be made differently?</w:t>
-      </w:r>
-    </w:p>
-    <w:p>
-      <w:pPr>
-        <w:spacing w:after="100" w:before="0"/>
-      </w:pPr>
-      <w:r>
-        <w:rPr>
-          <w:rFonts w:ascii="Calibri" w:cs="Calibri" w:eastAsia="Calibri" w:hAnsi="Calibri"/>
-          <w:i/>
-          <w:iCs/>
-          <w:color w:val="808080"/>
-          <w:sz w:val="19"/>
-          <w:szCs w:val="19"/>
-        </w:rPr>
-        <w:t xml:space="preserve">Teacher note: this isn't a “both sides have a point” discussion. First Nations Peoples hold under 1% of Australia's water entitlements despite native title over roughly 40% of the land — the honest question is about power and process.</w:t>
-      </w:r>
-    </w:p>
-    <w:p>
-      <w:pPr>
-        <w:pBdr>
-          <w:bottom w:val="single" w:color="D8CFBB" w:sz="6" w:space="4"/>
-        </w:pBdr>
-        <w:spacing w:after="120" w:before="280"/>
-      </w:pPr>
-      <w:r>
-        <w:rPr>
-          <w:rFonts w:ascii="Calibri" w:cs="Calibri" w:eastAsia="Calibri" w:hAnsi="Calibri"/>
-          <w:b/>
-          <w:bCs/>
-          <w:color w:val="1D5F7D"/>
-          <w:sz w:val="24"/>
-          <w:szCs w:val="24"/>
-        </w:rPr>
-        <w:t xml:space="preserve">4. Worked example — I do, we do</w:t>
-      </w:r>
-      <w:r>
-        <w:rPr>
-          <w:rFonts w:ascii="Calibri" w:cs="Calibri" w:eastAsia="Calibri" w:hAnsi="Calibri"/>
-          <w:color w:val="808080"/>
-          <w:sz w:val="19"/>
-          <w:szCs w:val="19"/>
-        </w:rPr>
-        <w:t xml:space="preserve">   (15 min)</w:t>
-      </w:r>
-    </w:p>
-    <w:p>
-      <w:pPr>
-        <w:spacing w:after="100" w:before="0"/>
+        <w:t xml:space="preserve">Which rows were hard to keep separate? For Traditional Owners these are one relationship with Country, not separate boxes.</w:t>
+      </w:r>
+    </w:p>
+    <w:p>
+      <w:pPr>
+        <w:spacing w:after="110" w:before="260"/>
       </w:pPr>
       <w:r>
         <w:rPr>
@@ -1777,18 +1486,10 @@
           <w:b/>
           <w:bCs/>
           <w:color w:val="1F1F1F"/>
-          <w:sz w:val="21"/>
-          <w:szCs w:val="21"/>
-        </w:rPr>
-        <w:t xml:space="preserve">I do: </w:t>
-      </w:r>
-      <w:r>
-        <w:rPr>
-          <w:rFonts w:ascii="Calibri" w:cs="Calibri" w:eastAsia="Calibri" w:hAnsi="Calibri"/>
-          <w:sz w:val="21"/>
-          <w:szCs w:val="21"/>
-        </w:rPr>
-        <w:t xml:space="preserve">on the display, read the Level 8 paragraph. Click each highlighted phrase to see which source it came from. Notice: every E sentence names WHO said it.</w:t>
+          <w:sz w:val="23"/>
+          <w:szCs w:val="23"/>
+        </w:rPr>
+        <w:t xml:space="preserve">4. Worked example</w:t>
       </w:r>
     </w:p>
     <w:p>
@@ -1798,433 +1499,18 @@
       <w:r>
         <w:rPr>
           <w:rFonts w:ascii="Calibri" w:cs="Calibri" w:eastAsia="Calibri" w:hAnsi="Calibri"/>
-          <w:b/>
-          <w:bCs/>
           <w:color w:val="1F1F1F"/>
           <w:sz w:val="21"/>
           <w:szCs w:val="21"/>
         </w:rPr>
-        <w:t xml:space="preserve">We do: </w:t>
-      </w:r>
-      <w:r>
-        <w:rPr>
-          <w:rFonts w:ascii="Calibri" w:cs="Calibri" w:eastAsia="Calibri" w:hAnsi="Calibri"/>
-          <w:sz w:val="21"/>
-          <w:szCs w:val="21"/>
-        </w:rPr>
-        <w:t xml:space="preserve">scroll to the WE DO paragraph and finish it together — click each gap once the class has decided what goes there.</w:t>
-      </w:r>
-    </w:p>
-    <w:p>
-      <w:pPr>
-        <w:spacing w:after="100" w:before="0"/>
-      </w:pPr>
-      <w:r>
-        <w:rPr>
-          <w:rFonts w:ascii="Calibri" w:cs="Calibri" w:eastAsia="Calibri" w:hAnsi="Calibri"/>
-          <w:b/>
-          <w:bCs/>
-          <w:color w:val="1F1F1F"/>
-          <w:sz w:val="21"/>
-          <w:szCs w:val="21"/>
-        </w:rPr>
-        <w:t xml:space="preserve">Compare levels: </w:t>
-      </w:r>
-      <w:r>
-        <w:rPr>
-          <w:rFonts w:ascii="Calibri" w:cs="Calibri" w:eastAsia="Calibri" w:hAnsi="Calibri"/>
-          <w:sz w:val="21"/>
-          <w:szCs w:val="21"/>
-        </w:rPr>
-        <w:t xml:space="preserve">switch between Level 6–7, Level 8 and Level 9–10 to see exactly what moves a paragraph up a rung.</w:t>
-      </w:r>
-    </w:p>
-    <w:p>
-      <w:pPr>
-        <w:spacing w:after="100" w:before="80"/>
-      </w:pPr>
-      <w:r>
-        <w:rPr>
-          <w:rFonts w:ascii="Calibri" w:cs="Calibri" w:eastAsia="Calibri" w:hAnsi="Calibri"/>
-          <w:b/>
-          <w:bCs/>
-          <w:color w:val="1F1F1F"/>
-          <w:sz w:val="21"/>
-          <w:szCs w:val="21"/>
-        </w:rPr>
-        <w:t xml:space="preserve">Target for this class: Level 8 — describe, with two pieces of evidence, and explain what they mean.</w:t>
-      </w:r>
-    </w:p>
-    <w:p>
-      <w:pPr>
-        <w:pBdr>
-          <w:bottom w:val="single" w:color="D8CFBB" w:sz="6" w:space="4"/>
-        </w:pBdr>
-        <w:spacing w:after="120" w:before="280"/>
-      </w:pPr>
-      <w:r>
-        <w:rPr>
-          <w:rFonts w:ascii="Calibri" w:cs="Calibri" w:eastAsia="Calibri" w:hAnsi="Calibri"/>
-          <w:b/>
-          <w:bCs/>
-          <w:color w:val="1D5F7D"/>
-          <w:sz w:val="24"/>
-          <w:szCs w:val="24"/>
-        </w:rPr>
-        <w:t xml:space="preserve">5. You do — write your own</w:t>
-      </w:r>
-      <w:r>
-        <w:rPr>
-          <w:rFonts w:ascii="Calibri" w:cs="Calibri" w:eastAsia="Calibri" w:hAnsi="Calibri"/>
-          <w:color w:val="808080"/>
-          <w:sz w:val="19"/>
-          <w:szCs w:val="19"/>
-        </w:rPr>
-        <w:t xml:space="preserve">   (15 min)</w:t>
-      </w:r>
-    </w:p>
-    <w:p>
-      <w:pPr>
-        <w:spacing w:after="100" w:before="0"/>
-      </w:pPr>
-      <w:r>
-        <w:rPr>
-          <w:rFonts w:ascii="Calibri" w:cs="Calibri" w:eastAsia="Calibri" w:hAnsi="Calibri"/>
-          <w:b/>
-          <w:bCs/>
-          <w:color w:val="1F1F1F"/>
-          <w:sz w:val="21"/>
-          <w:szCs w:val="21"/>
-        </w:rPr>
-        <w:t xml:space="preserve">New case study: Budj Bim, Gunditjmara Country. </w:t>
-      </w:r>
-      <w:r>
-        <w:rPr>
-          <w:rFonts w:ascii="Calibri" w:cs="Calibri" w:eastAsia="Calibri" w:hAnsi="Calibri"/>
-          <w:sz w:val="21"/>
-          <w:szCs w:val="21"/>
-        </w:rPr>
-        <w:t xml:space="preserve">Read the four source cards in the YOU DO section of the display, then write </w:t>
-      </w:r>
-      <w:r>
-        <w:rPr>
-          <w:rFonts w:ascii="Calibri" w:cs="Calibri" w:eastAsia="Calibri" w:hAnsi="Calibri"/>
-          <w:b/>
-          <w:bCs/>
-          <w:color w:val="1F1F1F"/>
-          <w:sz w:val="21"/>
-          <w:szCs w:val="21"/>
-        </w:rPr>
-        <w:t xml:space="preserve">your own</w:t>
-      </w:r>
-      <w:r>
-        <w:rPr>
-          <w:rFonts w:ascii="Calibri" w:cs="Calibri" w:eastAsia="Calibri" w:hAnsi="Calibri"/>
-          <w:sz w:val="21"/>
-          <w:szCs w:val="21"/>
-        </w:rPr>
-        <w:t xml:space="preserve"> TEEL paragraph in OneNote. On your own.</w:t>
-      </w:r>
-    </w:p>
-    <w:p>
-      <w:pPr>
-        <w:spacing w:after="120" w:before="80"/>
-      </w:pPr>
-      <w:r>
-        <w:rPr>
-          <w:rFonts w:ascii="Calibri" w:cs="Calibri" w:eastAsia="Calibri" w:hAnsi="Calibri"/>
-          <w:b/>
-          <w:bCs/>
-          <w:color w:val="1F1F1F"/>
-          <w:sz w:val="21"/>
-          <w:szCs w:val="21"/>
-        </w:rPr>
-        <w:t xml:space="preserve">Question: Explain the significance of Budj Bim to Gunditjmara People, and who decides what happens to the water.</w:t>
-      </w:r>
-    </w:p>
-    <w:p>
-      <w:pPr>
-        <w:spacing w:after="60" w:before="0"/>
-      </w:pPr>
-      <w:r>
-        <w:rPr>
-          <w:rFonts w:ascii="Calibri" w:cs="Calibri" w:eastAsia="Calibri" w:hAnsi="Calibri"/>
-          <w:color w:val="1F1F1F"/>
-          <w:sz w:val="21"/>
-          <w:szCs w:val="21"/>
-        </w:rPr>
-        <w:t xml:space="preserve">Sentence starters (use them if you need them):</w:t>
-      </w:r>
-    </w:p>
-    <w:p>
-      <w:pPr>
-        <w:pStyle w:val="ListParagraph"/>
-        <w:numPr>
-          <w:ilvl w:val="0"/>
-          <w:numId w:val="3"/>
-        </w:numPr>
-        <w:spacing w:after="70"/>
-      </w:pPr>
-      <w:r>
-        <w:rPr>
-          <w:rFonts w:ascii="Calibri" w:cs="Calibri" w:eastAsia="Calibri" w:hAnsi="Calibri"/>
-          <w:sz w:val="21"/>
-          <w:szCs w:val="21"/>
-        </w:rPr>
-        <w:t xml:space="preserve">Budj Bim is significant to Gunditjmara People because ___.</w:t>
-      </w:r>
-    </w:p>
-    <w:p>
-      <w:pPr>
-        <w:pStyle w:val="ListParagraph"/>
-        <w:numPr>
-          <w:ilvl w:val="0"/>
-          <w:numId w:val="3"/>
-        </w:numPr>
-        <w:spacing w:after="70"/>
-      </w:pPr>
-      <w:r>
-        <w:rPr>
-          <w:rFonts w:ascii="Calibri" w:cs="Calibri" w:eastAsia="Calibri" w:hAnsi="Calibri"/>
-          <w:sz w:val="21"/>
-          <w:szCs w:val="21"/>
-        </w:rPr>
-        <w:t xml:space="preserve">For example, ___ , which shows ___.</w:t>
-      </w:r>
-    </w:p>
-    <w:p>
-      <w:pPr>
-        <w:pStyle w:val="ListParagraph"/>
-        <w:numPr>
-          <w:ilvl w:val="0"/>
-          <w:numId w:val="3"/>
-        </w:numPr>
-        <w:spacing w:after="70"/>
-      </w:pPr>
-      <w:r>
-        <w:rPr>
-          <w:rFonts w:ascii="Calibri" w:cs="Calibri" w:eastAsia="Calibri" w:hAnsi="Calibri"/>
-          <w:sz w:val="21"/>
-          <w:szCs w:val="21"/>
-        </w:rPr>
-        <w:t xml:space="preserve">In 2008 ___ , and in 2019 ___.</w:t>
-      </w:r>
-    </w:p>
-    <w:p>
-      <w:pPr>
-        <w:pStyle w:val="ListParagraph"/>
-        <w:numPr>
-          <w:ilvl w:val="0"/>
-          <w:numId w:val="3"/>
-        </w:numPr>
-        <w:spacing w:after="70"/>
-      </w:pPr>
-      <w:r>
-        <w:rPr>
-          <w:rFonts w:ascii="Calibri" w:cs="Calibri" w:eastAsia="Calibri" w:hAnsi="Calibri"/>
-          <w:sz w:val="21"/>
-          <w:szCs w:val="21"/>
-        </w:rPr>
-        <w:t xml:space="preserve">This means that ___.</w:t>
-      </w:r>
-    </w:p>
-    <w:p>
-      <w:pPr>
-        <w:pStyle w:val="ListParagraph"/>
-        <w:numPr>
-          <w:ilvl w:val="0"/>
-          <w:numId w:val="3"/>
-        </w:numPr>
-        <w:spacing w:after="70"/>
-      </w:pPr>
-      <w:r>
-        <w:rPr>
-          <w:rFonts w:ascii="Calibri" w:cs="Calibri" w:eastAsia="Calibri" w:hAnsi="Calibri"/>
-          <w:sz w:val="21"/>
-          <w:szCs w:val="21"/>
-        </w:rPr>
-        <w:t xml:space="preserve">Therefore the significance of water at Budj Bim is ___.</w:t>
-      </w:r>
-    </w:p>
-    <w:p>
-      <w:pPr>
-        <w:spacing w:after="100" w:before="100"/>
-      </w:pPr>
-      <w:r>
-        <w:rPr>
-          <w:rFonts w:ascii="Calibri" w:cs="Calibri" w:eastAsia="Calibri" w:hAnsi="Calibri"/>
-          <w:b/>
-          <w:bCs/>
-          <w:color w:val="1F1F1F"/>
-          <w:sz w:val="21"/>
-          <w:szCs w:val="21"/>
-        </w:rPr>
-        <w:t xml:space="preserve">Stretch (Level 9–10): </w:t>
-      </w:r>
-      <w:r>
-        <w:rPr>
-          <w:rFonts w:ascii="Calibri" w:cs="Calibri" w:eastAsia="Calibri" w:hAnsi="Calibri"/>
-          <w:sz w:val="21"/>
-          <w:szCs w:val="21"/>
-        </w:rPr>
-        <w:t xml:space="preserve">both communities value water deeply — so why does one now control it while the other is still fighting? Compare Budj Bim with the Martuwarra.</w:t>
-      </w:r>
-    </w:p>
-    <w:p>
-      <w:pPr>
-        <w:pBdr>
-          <w:bottom w:val="single" w:color="D8CFBB" w:sz="6" w:space="4"/>
-        </w:pBdr>
-        <w:spacing w:after="120" w:before="280"/>
-      </w:pPr>
-      <w:r>
-        <w:rPr>
-          <w:rFonts w:ascii="Calibri" w:cs="Calibri" w:eastAsia="Calibri" w:hAnsi="Calibri"/>
-          <w:b/>
-          <w:bCs/>
-          <w:color w:val="1D5F7D"/>
-          <w:sz w:val="24"/>
-          <w:szCs w:val="24"/>
-        </w:rPr>
-        <w:t xml:space="preserve">6. Review and Reflect — self-assessment</w:t>
-      </w:r>
-      <w:r>
-        <w:rPr>
-          <w:rFonts w:ascii="Calibri" w:cs="Calibri" w:eastAsia="Calibri" w:hAnsi="Calibri"/>
-          <w:color w:val="808080"/>
-          <w:sz w:val="19"/>
-          <w:szCs w:val="19"/>
-        </w:rPr>
-        <w:t xml:space="preserve">   (5 min)</w:t>
-      </w:r>
-    </w:p>
-    <w:p>
-      <w:pPr>
-        <w:spacing w:after="80" w:before="0"/>
-      </w:pPr>
-      <w:r>
-        <w:rPr>
-          <w:rFonts w:ascii="Calibri" w:cs="Calibri" w:eastAsia="Calibri" w:hAnsi="Calibri"/>
-          <w:color w:val="1F1F1F"/>
-          <w:sz w:val="21"/>
-          <w:szCs w:val="21"/>
-        </w:rPr>
-        <w:t xml:space="preserve">Read your paragraph and tick the highest one that is TRUE of it:</w:t>
-      </w:r>
-    </w:p>
-    <w:p>
-      <w:pPr>
-        <w:pStyle w:val="ListParagraph"/>
-        <w:numPr>
-          <w:ilvl w:val="0"/>
-          <w:numId w:val="3"/>
-        </w:numPr>
-        <w:spacing w:after="70"/>
-      </w:pPr>
-      <w:r>
-        <w:rPr>
-          <w:rFonts w:ascii="Calibri" w:cs="Calibri" w:eastAsia="Calibri" w:hAnsi="Calibri"/>
-          <w:sz w:val="21"/>
-          <w:szCs w:val="21"/>
-        </w:rPr>
-        <w:t xml:space="preserve">Level 7 — I identified who is connected to Budj Bim and how water is valued.</w:t>
-      </w:r>
-    </w:p>
-    <w:p>
-      <w:pPr>
-        <w:pStyle w:val="ListParagraph"/>
-        <w:numPr>
-          <w:ilvl w:val="0"/>
-          <w:numId w:val="3"/>
-        </w:numPr>
-        <w:spacing w:after="70"/>
-      </w:pPr>
-      <w:r>
-        <w:rPr>
-          <w:rFonts w:ascii="Calibri" w:cs="Calibri" w:eastAsia="Calibri" w:hAnsi="Calibri"/>
-          <w:sz w:val="21"/>
-          <w:szCs w:val="21"/>
-        </w:rPr>
-        <w:t xml:space="preserve">Level 8 — I described the significance using two pieces of evidence and explained what they mean.</w:t>
-      </w:r>
-    </w:p>
-    <w:p>
-      <w:pPr>
-        <w:pStyle w:val="ListParagraph"/>
-        <w:numPr>
-          <w:ilvl w:val="0"/>
-          <w:numId w:val="3"/>
-        </w:numPr>
-        <w:spacing w:after="70"/>
-      </w:pPr>
-      <w:r>
-        <w:rPr>
-          <w:rFonts w:ascii="Calibri" w:cs="Calibri" w:eastAsia="Calibri" w:hAnsi="Calibri"/>
-          <w:sz w:val="21"/>
-          <w:szCs w:val="21"/>
-        </w:rPr>
-        <w:t xml:space="preserve">Level 9 — I explained how “who decides” changed over time, and compared it with the Martuwarra.</w:t>
-      </w:r>
-    </w:p>
-    <w:p>
-      <w:pPr>
-        <w:spacing w:after="100" w:before="120"/>
-      </w:pPr>
-      <w:r>
-        <w:rPr>
-          <w:rFonts w:ascii="Calibri" w:cs="Calibri" w:eastAsia="Calibri" w:hAnsi="Calibri"/>
-          <w:b/>
-          <w:bCs/>
-          <w:color w:val="1F1F1F"/>
-          <w:sz w:val="21"/>
-          <w:szCs w:val="21"/>
-        </w:rPr>
-        <w:t xml:space="preserve">Exit ticket: </w:t>
-      </w:r>
-      <w:r>
-        <w:rPr>
-          <w:rFonts w:ascii="Calibri" w:cs="Calibri" w:eastAsia="Calibri" w:hAnsi="Calibri"/>
-          <w:sz w:val="21"/>
-          <w:szCs w:val="21"/>
-        </w:rPr>
-        <w:t xml:space="preserve">One thing that would need to change for the Martuwarra to be protected the way Budj Bim is: ______________.</w:t>
-      </w:r>
-    </w:p>
-    <w:p>
-      <w:pPr>
-        <w:spacing w:after="100" w:before="280"/>
-      </w:pPr>
-      <w:r>
-        <w:rPr>
-          <w:rFonts w:ascii="Calibri" w:cs="Calibri" w:eastAsia="Calibri" w:hAnsi="Calibri"/>
-          <w:b/>
-          <w:bCs/>
-          <w:color w:val="1F1F1F"/>
-          <w:sz w:val="21"/>
-          <w:szCs w:val="21"/>
-        </w:rPr>
-        <w:t xml:space="preserve">Further teacher reading:</w:t>
-      </w:r>
-    </w:p>
-    <w:p>
-      <w:pPr>
-        <w:spacing w:after="100" w:before="0"/>
-      </w:pPr>
-      <w:r>
-        <w:rPr>
-          <w:rFonts w:ascii="Calibri" w:cs="Calibri" w:eastAsia="Calibri" w:hAnsi="Calibri"/>
-          <w:color w:val="1F1F1F"/>
-          <w:sz w:val="20"/>
-          <w:szCs w:val="20"/>
-        </w:rPr>
-        <w:t xml:space="preserve">Australians Together, Values of Water — Y7 Geography student handouts (2023).</w:t>
-      </w:r>
-    </w:p>
-    <w:p>
-      <w:pPr>
-        <w:spacing w:after="40"/>
-      </w:pPr>
-      <w:hyperlink w:history="1" r:id="rIdg7aknykh4fxi-ycdzhur6">
+        <w:t xml:space="preserve">Together we will look at the worked example:</w:t>
+      </w:r>
+    </w:p>
+    <w:p>
+      <w:pPr>
+        <w:spacing w:after="100"/>
+      </w:pPr>
+      <w:hyperlink w:history="1" r:id="rIdmionh3_q1eaezehgithod">
         <w:r>
           <w:rPr>
             <w:rStyle w:val="Hyperlink"/>
@@ -2232,9 +1518,297 @@
             <w:sz w:val="21"/>
             <w:szCs w:val="21"/>
           </w:rPr>
-          <w:t xml:space="preserve">2.3 full teacher plan (rationale, cultural protocols, curriculum gaps)</w:t>
+          <w:t xml:space="preserve">https://liaminhawai-cmd.github.io/Water-in-the-world/lesson-2-3-worked-example.html</w:t>
         </w:r>
       </w:hyperlink>
+    </w:p>
+    <w:p>
+      <w:pPr>
+        <w:pStyle w:val="ListParagraph"/>
+        <w:numPr>
+          <w:ilvl w:val="0"/>
+          <w:numId w:val="3"/>
+        </w:numPr>
+        <w:spacing w:after="70"/>
+      </w:pPr>
+      <w:r>
+        <w:rPr>
+          <w:rFonts w:ascii="Calibri" w:cs="Calibri" w:eastAsia="Calibri" w:hAnsi="Calibri"/>
+          <w:sz w:val="21"/>
+          <w:szCs w:val="21"/>
+        </w:rPr>
+        <w:t xml:space="preserve">Click each part of TEEL to see what it is doing.</w:t>
+      </w:r>
+    </w:p>
+    <w:p>
+      <w:pPr>
+        <w:pStyle w:val="ListParagraph"/>
+        <w:numPr>
+          <w:ilvl w:val="0"/>
+          <w:numId w:val="3"/>
+        </w:numPr>
+        <w:spacing w:after="70"/>
+      </w:pPr>
+      <w:r>
+        <w:rPr>
+          <w:rFonts w:ascii="Calibri" w:cs="Calibri" w:eastAsia="Calibri" w:hAnsi="Calibri"/>
+          <w:sz w:val="21"/>
+          <w:szCs w:val="21"/>
+        </w:rPr>
+        <w:t xml:space="preserve">Compare the Level 6, 7 and 8 versions. What is added each time?</w:t>
+      </w:r>
+    </w:p>
+    <w:p>
+      <w:pPr>
+        <w:spacing w:after="110" w:before="260"/>
+      </w:pPr>
+      <w:r>
+        <w:rPr>
+          <w:rFonts w:ascii="Calibri" w:cs="Calibri" w:eastAsia="Calibri" w:hAnsi="Calibri"/>
+          <w:b/>
+          <w:bCs/>
+          <w:color w:val="1F1F1F"/>
+          <w:sz w:val="23"/>
+          <w:szCs w:val="23"/>
+        </w:rPr>
+        <w:t xml:space="preserve">5. Apply: TEEL paragraph</w:t>
+      </w:r>
+    </w:p>
+    <w:p>
+      <w:pPr>
+        <w:spacing w:after="100" w:before="0"/>
+      </w:pPr>
+      <w:r>
+        <w:rPr>
+          <w:rFonts w:ascii="Calibri" w:cs="Calibri" w:eastAsia="Calibri" w:hAnsi="Calibri"/>
+          <w:b/>
+          <w:bCs/>
+          <w:color w:val="1F1F1F"/>
+          <w:sz w:val="21"/>
+          <w:szCs w:val="21"/>
+        </w:rPr>
+        <w:t xml:space="preserve">In your books</w:t>
+      </w:r>
+      <w:r>
+        <w:rPr>
+          <w:rFonts w:ascii="Calibri" w:cs="Calibri" w:eastAsia="Calibri" w:hAnsi="Calibri"/>
+          <w:sz w:val="21"/>
+          <w:szCs w:val="21"/>
+        </w:rPr>
+        <w:t xml:space="preserve">, write your own TEEL paragraph:</w:t>
+      </w:r>
+    </w:p>
+    <w:p>
+      <w:pPr>
+        <w:spacing w:after="120" w:before="80"/>
+      </w:pPr>
+      <w:r>
+        <w:rPr>
+          <w:rFonts w:ascii="Calibri" w:cs="Calibri" w:eastAsia="Calibri" w:hAnsi="Calibri"/>
+          <w:b/>
+          <w:bCs/>
+          <w:color w:val="1F1F1F"/>
+          <w:sz w:val="21"/>
+          <w:szCs w:val="21"/>
+        </w:rPr>
+        <w:t xml:space="preserve">Explain the significance of water for First Nations Peoples, using the Martuwarra Fitzroy River as your example.</w:t>
+      </w:r>
+    </w:p>
+    <w:p>
+      <w:pPr>
+        <w:pStyle w:val="ListParagraph"/>
+        <w:numPr>
+          <w:ilvl w:val="0"/>
+          <w:numId w:val="3"/>
+        </w:numPr>
+        <w:spacing w:after="70"/>
+      </w:pPr>
+      <w:r>
+        <w:rPr>
+          <w:rFonts w:ascii="Calibri" w:cs="Calibri" w:eastAsia="Calibri" w:hAnsi="Calibri"/>
+          <w:sz w:val="21"/>
+          <w:szCs w:val="21"/>
+        </w:rPr>
+        <w:t xml:space="preserve">Use at least two pieces of evidence from the article.</w:t>
+      </w:r>
+    </w:p>
+    <w:p>
+      <w:pPr>
+        <w:pStyle w:val="ListParagraph"/>
+        <w:numPr>
+          <w:ilvl w:val="0"/>
+          <w:numId w:val="3"/>
+        </w:numPr>
+        <w:spacing w:after="70"/>
+      </w:pPr>
+      <w:r>
+        <w:rPr>
+          <w:rFonts w:ascii="Calibri" w:cs="Calibri" w:eastAsia="Calibri" w:hAnsi="Calibri"/>
+          <w:sz w:val="21"/>
+          <w:szCs w:val="21"/>
+        </w:rPr>
+        <w:t xml:space="preserve">At least one piece of evidence must be different from the worked example.</w:t>
+      </w:r>
+    </w:p>
+    <w:p>
+      <w:pPr>
+        <w:pStyle w:val="ListParagraph"/>
+        <w:numPr>
+          <w:ilvl w:val="0"/>
+          <w:numId w:val="3"/>
+        </w:numPr>
+        <w:spacing w:after="70"/>
+      </w:pPr>
+      <w:r>
+        <w:rPr>
+          <w:rFonts w:ascii="Calibri" w:cs="Calibri" w:eastAsia="Calibri" w:hAnsi="Calibri"/>
+          <w:sz w:val="21"/>
+          <w:szCs w:val="21"/>
+        </w:rPr>
+        <w:t xml:space="preserve">Aiming for Level 8? Explain why the conflict exists and what has changed.</w:t>
+      </w:r>
+    </w:p>
+    <w:p>
+      <w:pPr>
+        <w:spacing w:after="110" w:before="260"/>
+      </w:pPr>
+      <w:r>
+        <w:rPr>
+          <w:rFonts w:ascii="Calibri" w:cs="Calibri" w:eastAsia="Calibri" w:hAnsi="Calibri"/>
+          <w:b/>
+          <w:bCs/>
+          <w:color w:val="1F1F1F"/>
+          <w:sz w:val="23"/>
+          <w:szCs w:val="23"/>
+        </w:rPr>
+        <w:t xml:space="preserve">6. Review and Reflect</w:t>
+      </w:r>
+    </w:p>
+    <w:p>
+      <w:pPr>
+        <w:spacing w:after="100" w:before="0"/>
+      </w:pPr>
+      <w:r>
+        <w:rPr>
+          <w:rFonts w:ascii="Calibri" w:cs="Calibri" w:eastAsia="Calibri" w:hAnsi="Calibri"/>
+          <w:color w:val="1F1F1F"/>
+          <w:sz w:val="21"/>
+          <w:szCs w:val="21"/>
+        </w:rPr>
+        <w:t xml:space="preserve">Read your paragraph back. Highlight your T, E, E and L in different colours.</w:t>
+      </w:r>
+    </w:p>
+    <w:p>
+      <w:pPr>
+        <w:spacing w:after="100" w:before="100"/>
+      </w:pPr>
+      <w:r>
+        <w:rPr>
+          <w:rFonts w:ascii="Calibri" w:cs="Calibri" w:eastAsia="Calibri" w:hAnsi="Calibri"/>
+          <w:color w:val="1F1F1F"/>
+          <w:sz w:val="21"/>
+          <w:szCs w:val="21"/>
+        </w:rPr>
+        <w:t xml:space="preserve">Self-assessment — Interconnection:</w:t>
+      </w:r>
+    </w:p>
+    <w:p>
+      <w:pPr>
+        <w:pStyle w:val="ListParagraph"/>
+        <w:numPr>
+          <w:ilvl w:val="0"/>
+          <w:numId w:val="3"/>
+        </w:numPr>
+        <w:spacing w:after="70"/>
+      </w:pPr>
+      <w:r>
+        <w:rPr>
+          <w:rFonts w:ascii="Calibri" w:cs="Calibri" w:eastAsia="Calibri" w:hAnsi="Calibri"/>
+          <w:sz w:val="21"/>
+          <w:szCs w:val="21"/>
+        </w:rPr>
+        <w:t xml:space="preserve">Level 6 — I can identify major interconnections within and between places.</w:t>
+      </w:r>
+    </w:p>
+    <w:p>
+      <w:pPr>
+        <w:pStyle w:val="ListParagraph"/>
+        <w:numPr>
+          <w:ilvl w:val="0"/>
+          <w:numId w:val="3"/>
+        </w:numPr>
+        <w:spacing w:after="70"/>
+      </w:pPr>
+      <w:r>
+        <w:rPr>
+          <w:rFonts w:ascii="Calibri" w:cs="Calibri" w:eastAsia="Calibri" w:hAnsi="Calibri"/>
+          <w:sz w:val="21"/>
+          <w:szCs w:val="21"/>
+        </w:rPr>
+        <w:t xml:space="preserve">Level 7 — I can describe major interconnections within and between places.</w:t>
+      </w:r>
+    </w:p>
+    <w:p>
+      <w:pPr>
+        <w:pStyle w:val="ListParagraph"/>
+        <w:numPr>
+          <w:ilvl w:val="0"/>
+          <w:numId w:val="3"/>
+        </w:numPr>
+        <w:spacing w:after="70"/>
+      </w:pPr>
+      <w:r>
+        <w:rPr>
+          <w:rFonts w:ascii="Calibri" w:cs="Calibri" w:eastAsia="Calibri" w:hAnsi="Calibri"/>
+          <w:sz w:val="21"/>
+          <w:szCs w:val="21"/>
+        </w:rPr>
+        <w:t xml:space="preserve">Level 8 — I can explain major interconnections within and between places and describe changes to these places.</w:t>
+      </w:r>
+    </w:p>
+    <w:p>
+      <w:pPr>
+        <w:spacing w:after="100" w:before="260"/>
+      </w:pPr>
+      <w:r>
+        <w:rPr>
+          <w:rFonts w:ascii="Calibri" w:cs="Calibri" w:eastAsia="Calibri" w:hAnsi="Calibri"/>
+          <w:b/>
+          <w:bCs/>
+          <w:color w:val="1F1F1F"/>
+          <w:sz w:val="21"/>
+          <w:szCs w:val="21"/>
+        </w:rPr>
+        <w:t xml:space="preserve">Further teacher reading:</w:t>
+      </w:r>
+    </w:p>
+    <w:p>
+      <w:pPr>
+        <w:spacing w:after="100" w:before="0"/>
+      </w:pPr>
+      <w:r>
+        <w:rPr>
+          <w:rFonts w:ascii="Calibri" w:cs="Calibri" w:eastAsia="Calibri" w:hAnsi="Calibri"/>
+          <w:color w:val="1F1F1F"/>
+          <w:sz w:val="20"/>
+          <w:szCs w:val="20"/>
+        </w:rPr>
+        <w:t xml:space="preserve">Case study: In what ways is water important to First Nations Peoples in Australia?</w:t>
+      </w:r>
+    </w:p>
+    <w:p>
+      <w:pPr>
+        <w:spacing w:after="100" w:before="0"/>
+      </w:pPr>
+      <w:r>
+        <w:rPr>
+          <w:rFonts w:ascii="Calibri" w:cs="Calibri" w:eastAsia="Calibri" w:hAnsi="Calibri"/>
+          <w:color w:val="1F1F1F"/>
+          <w:sz w:val="20"/>
+          <w:szCs w:val="20"/>
+        </w:rPr>
+        <w:t xml:space="preserve">Y7_Geography_Values-of-water_AC9HG7K01_K02_K03_AC9HG7S01_S04_Student-Handouts.pdf</w:t>
+      </w:r>
     </w:p>
     <w:p>
       <w:pPr>
@@ -2249,7 +1823,7 @@
           <w:sz w:val="19"/>
           <w:szCs w:val="19"/>
         </w:rPr>
-        <w:t xml:space="preserve">Cultural protocols in brief: give the deceased-persons warning; use the Custodians' own voices; do not ask students to write “as” a First Nations person or invent a Dreaming story; name the group (Nyikina Warrwa, Walmajarri, Bunuba, Gunditjmara) rather than “Aboriginal people”; use present tense.</w:t>
+        <w:t xml:space="preserve">Note: give the class the warning that the resource and videos may contain images, voices or names of people who have died. Use present tense. Name the group (Nyikina Warrwa, Walmajarri, Bunuba) rather than 'Aboriginal people'. Don't ask students to write as a First Nations person or invent a Dreaming story.</w:t>
       </w:r>
     </w:p>
     <w:sectPr>
@@ -2435,15 +2009,6 @@
       <w:lvlJc w:val="left"/>
       <w:pPr>
         <w:ind w:left="520" w:hanging="260"/>
-      </w:pPr>
-    </w:lvl>
-    <w:lvl w:ilvl="1" w15:tentative="1">
-      <w:start w:val="1"/>
-      <w:numFmt w:val="bullet"/>
-      <w:lvlText w:val="o"/>
-      <w:lvlJc w:val="left"/>
-      <w:pPr>
-        <w:ind w:left="900" w:hanging="260"/>
       </w:pPr>
     </w:lvl>
   </w:abstractNum>
